--- a/public/Resume_Ghaly Rizqi Mauludin_June_2026.docx
+++ b/public/Resume_Ghaly Rizqi Mauludin_June_2026.docx
@@ -545,7 +545,7 @@
           <w:sz w:val="21"/>
           <w:szCs w:val="21"/>
         </w:rPr>
-        <w:t xml:space="preserve">Implemented dbt Core in BigQuery, building staging and mart models to replace manual SQL scripts and bring version control to the transformation layer.</w:t>
+        <w:t>Introduced dbt Core on BigQuery, replacing stored procedures with staging and mart models.</w:t>
       </w:r>
     </w:p>
     <w:p>
